--- a/thesis/final/Plan_of_Approach.docx
+++ b/thesis/final/Plan_of_Approach.docx
@@ -80,22 +80,6 @@
       </w:pPr>
       <w:r>
         <w:t xml:space="preserve">Educational supervisor: Peter P.A.L. van Alem</w:t>
-      </w:r>
-    </w:p>
-    <w:p>
-      <w:pPr>
-        <w:pStyle w:val="BodyText"/>
-      </w:pPr>
-      <w:r>
-        <w:t xml:space="preserve">Version 1.0</w:t>
-      </w:r>
-    </w:p>
-    <w:p>
-      <w:pPr>
-        <w:pStyle w:val="BodyText"/>
-      </w:pPr>
-      <w:r>
-        <w:t xml:space="preserve">May 2026</w:t>
       </w:r>
     </w:p>
     <w:bookmarkStart w:id="12" w:name="introduction"/>
